--- a/MeetingMinutes/2024/Boone County/2024 LPKY Boone County Convention.docx
+++ b/MeetingMinutes/2024/Boone County/2024 LPKY Boone County Convention.docx
@@ -6,12 +6,14 @@
       <w:pPr>
         <w:rPr>
           <w:b w:val="1"/>
+          <w:bCs w:val="1"/>
           <w:u w:val="single"/>
         </w:rPr>
       </w:pPr>
       <w:r>
         <w:rPr>
           <w:b w:val="1"/>
+          <w:bCs w:val="1"/>
           <w:rtl w:val="0"/>
         </w:rPr>
         <w:t xml:space="preserve">Minutes - Boone County Convention 2024 </w:t>
@@ -19,6 +21,7 @@
       <w:r>
         <w:rPr>
           <w:b w:val="1"/>
+          <w:bCs w:val="1"/>
           <w:u w:val="single"/>
           <w:rtl w:val="0"/>
         </w:rPr>
@@ -104,13 +107,15 @@
               <w:jc w:val="left"/>
               <w:rPr>
                 <w:b w:val="1"/>
-                <w:sz w:val="20"/>
-                <w:szCs w:val="20"/>
-              </w:rPr>
-            </w:pPr>
-            <w:r>
-              <w:rPr>
-                <w:b w:val="1"/>
+                <w:bCs w:val="1"/>
+                <w:sz w:val="20"/>
+                <w:szCs w:val="20"/>
+              </w:rPr>
+            </w:pPr>
+            <w:r>
+              <w:rPr>
+                <w:b w:val="1"/>
+                <w:bCs w:val="1"/>
                 <w:sz w:val="20"/>
                 <w:szCs w:val="20"/>
                 <w:rtl w:val="0"/>
@@ -149,13 +154,15 @@
               <w:jc w:val="left"/>
               <w:rPr>
                 <w:b w:val="1"/>
-                <w:sz w:val="20"/>
-                <w:szCs w:val="20"/>
-              </w:rPr>
-            </w:pPr>
-            <w:r>
-              <w:rPr>
-                <w:b w:val="1"/>
+                <w:bCs w:val="1"/>
+                <w:sz w:val="20"/>
+                <w:szCs w:val="20"/>
+              </w:rPr>
+            </w:pPr>
+            <w:r>
+              <w:rPr>
+                <w:b w:val="1"/>
+                <w:bCs w:val="1"/>
                 <w:sz w:val="20"/>
                 <w:szCs w:val="20"/>
                 <w:rtl w:val="0"/>
@@ -240,13 +247,15 @@
               <w:jc w:val="left"/>
               <w:rPr>
                 <w:b w:val="1"/>
-                <w:sz w:val="20"/>
-                <w:szCs w:val="20"/>
-              </w:rPr>
-            </w:pPr>
-            <w:r>
-              <w:rPr>
-                <w:b w:val="1"/>
+                <w:bCs w:val="1"/>
+                <w:sz w:val="20"/>
+                <w:szCs w:val="20"/>
+              </w:rPr>
+            </w:pPr>
+            <w:r>
+              <w:rPr>
+                <w:b w:val="1"/>
+                <w:bCs w:val="1"/>
                 <w:sz w:val="20"/>
                 <w:szCs w:val="20"/>
                 <w:rtl w:val="0"/>
@@ -285,13 +294,15 @@
               <w:jc w:val="left"/>
               <w:rPr>
                 <w:b w:val="1"/>
-                <w:sz w:val="20"/>
-                <w:szCs w:val="20"/>
-              </w:rPr>
-            </w:pPr>
-            <w:r>
-              <w:rPr>
-                <w:b w:val="1"/>
+                <w:bCs w:val="1"/>
+                <w:sz w:val="20"/>
+                <w:szCs w:val="20"/>
+              </w:rPr>
+            </w:pPr>
+            <w:r>
+              <w:rPr>
+                <w:b w:val="1"/>
+                <w:bCs w:val="1"/>
                 <w:sz w:val="20"/>
                 <w:szCs w:val="20"/>
                 <w:rtl w:val="0"/>
@@ -376,13 +387,15 @@
               <w:jc w:val="left"/>
               <w:rPr>
                 <w:b w:val="1"/>
-                <w:sz w:val="20"/>
-                <w:szCs w:val="20"/>
-              </w:rPr>
-            </w:pPr>
-            <w:r>
-              <w:rPr>
-                <w:b w:val="1"/>
+                <w:bCs w:val="1"/>
+                <w:sz w:val="20"/>
+                <w:szCs w:val="20"/>
+              </w:rPr>
+            </w:pPr>
+            <w:r>
+              <w:rPr>
+                <w:b w:val="1"/>
+                <w:bCs w:val="1"/>
                 <w:sz w:val="20"/>
                 <w:szCs w:val="20"/>
                 <w:rtl w:val="0"/>
@@ -421,6 +434,7 @@
               <w:jc w:val="left"/>
               <w:rPr>
                 <w:b w:val="1"/>
+                <w:bCs w:val="1"/>
                 <w:sz w:val="20"/>
                 <w:szCs w:val="20"/>
               </w:rPr>
@@ -573,13 +587,15 @@
               <w:jc w:val="left"/>
               <w:rPr>
                 <w:b w:val="1"/>
-                <w:sz w:val="20"/>
-                <w:szCs w:val="20"/>
-              </w:rPr>
-            </w:pPr>
-            <w:r>
-              <w:rPr>
-                <w:b w:val="1"/>
+                <w:bCs w:val="1"/>
+                <w:sz w:val="20"/>
+                <w:szCs w:val="20"/>
+              </w:rPr>
+            </w:pPr>
+            <w:r>
+              <w:rPr>
+                <w:b w:val="1"/>
+                <w:bCs w:val="1"/>
                 <w:sz w:val="20"/>
                 <w:szCs w:val="20"/>
                 <w:rtl w:val="0"/>
@@ -618,6 +634,7 @@
               <w:jc w:val="left"/>
               <w:rPr>
                 <w:b w:val="1"/>
+                <w:bCs w:val="1"/>
                 <w:sz w:val="20"/>
                 <w:szCs w:val="20"/>
               </w:rPr>
@@ -708,13 +725,15 @@
               <w:jc w:val="left"/>
               <w:rPr>
                 <w:b w:val="1"/>
-                <w:sz w:val="20"/>
-                <w:szCs w:val="20"/>
-              </w:rPr>
-            </w:pPr>
-            <w:r>
-              <w:rPr>
-                <w:b w:val="1"/>
+                <w:bCs w:val="1"/>
+                <w:sz w:val="20"/>
+                <w:szCs w:val="20"/>
+              </w:rPr>
+            </w:pPr>
+            <w:r>
+              <w:rPr>
+                <w:b w:val="1"/>
+                <w:bCs w:val="1"/>
                 <w:sz w:val="20"/>
                 <w:szCs w:val="20"/>
                 <w:rtl w:val="0"/>
@@ -753,6 +772,7 @@
               <w:jc w:val="left"/>
               <w:rPr>
                 <w:b w:val="1"/>
+                <w:bCs w:val="1"/>
                 <w:sz w:val="20"/>
                 <w:szCs w:val="20"/>
               </w:rPr>
@@ -843,13 +863,15 @@
               <w:jc w:val="left"/>
               <w:rPr>
                 <w:b w:val="1"/>
-                <w:sz w:val="20"/>
-                <w:szCs w:val="20"/>
-              </w:rPr>
-            </w:pPr>
-            <w:r>
-              <w:rPr>
-                <w:b w:val="1"/>
+                <w:bCs w:val="1"/>
+                <w:sz w:val="20"/>
+                <w:szCs w:val="20"/>
+              </w:rPr>
+            </w:pPr>
+            <w:r>
+              <w:rPr>
+                <w:b w:val="1"/>
+                <w:bCs w:val="1"/>
                 <w:sz w:val="20"/>
                 <w:szCs w:val="20"/>
                 <w:rtl w:val="0"/>
@@ -888,6 +910,7 @@
               <w:jc w:val="left"/>
               <w:rPr>
                 <w:b w:val="1"/>
+                <w:bCs w:val="1"/>
                 <w:sz w:val="20"/>
                 <w:szCs w:val="20"/>
               </w:rPr>
@@ -1011,13 +1034,15 @@
               <w:jc w:val="left"/>
               <w:rPr>
                 <w:b w:val="1"/>
-                <w:sz w:val="20"/>
-                <w:szCs w:val="20"/>
-              </w:rPr>
-            </w:pPr>
-            <w:r>
-              <w:rPr>
-                <w:b w:val="1"/>
+                <w:bCs w:val="1"/>
+                <w:sz w:val="20"/>
+                <w:szCs w:val="20"/>
+              </w:rPr>
+            </w:pPr>
+            <w:r>
+              <w:rPr>
+                <w:b w:val="1"/>
+                <w:bCs w:val="1"/>
                 <w:sz w:val="20"/>
                 <w:szCs w:val="20"/>
                 <w:rtl w:val="0"/>
@@ -1056,6 +1081,7 @@
               <w:jc w:val="left"/>
               <w:rPr>
                 <w:b w:val="1"/>
+                <w:bCs w:val="1"/>
                 <w:sz w:val="20"/>
                 <w:szCs w:val="20"/>
               </w:rPr>
@@ -1195,13 +1221,15 @@
               <w:spacing w:line="240" w:lineRule="auto"/>
               <w:rPr>
                 <w:b w:val="1"/>
-                <w:sz w:val="20"/>
-                <w:szCs w:val="20"/>
-              </w:rPr>
-            </w:pPr>
-            <w:r>
-              <w:rPr>
-                <w:b w:val="1"/>
+                <w:bCs w:val="1"/>
+                <w:sz w:val="20"/>
+                <w:szCs w:val="20"/>
+              </w:rPr>
+            </w:pPr>
+            <w:r>
+              <w:rPr>
+                <w:b w:val="1"/>
+                <w:bCs w:val="1"/>
                 <w:sz w:val="20"/>
                 <w:szCs w:val="20"/>
                 <w:rtl w:val="0"/>
@@ -1240,6 +1268,7 @@
               <w:jc w:val="left"/>
               <w:rPr>
                 <w:b w:val="1"/>
+                <w:bCs w:val="1"/>
                 <w:sz w:val="20"/>
                 <w:szCs w:val="20"/>
               </w:rPr>
@@ -1330,13 +1359,15 @@
               <w:jc w:val="left"/>
               <w:rPr>
                 <w:b w:val="1"/>
-                <w:sz w:val="20"/>
-                <w:szCs w:val="20"/>
-              </w:rPr>
-            </w:pPr>
-            <w:r>
-              <w:rPr>
-                <w:b w:val="1"/>
+                <w:bCs w:val="1"/>
+                <w:sz w:val="20"/>
+                <w:szCs w:val="20"/>
+              </w:rPr>
+            </w:pPr>
+            <w:r>
+              <w:rPr>
+                <w:b w:val="1"/>
+                <w:bCs w:val="1"/>
                 <w:sz w:val="20"/>
                 <w:szCs w:val="20"/>
                 <w:rtl w:val="0"/>
@@ -1375,13 +1406,15 @@
               <w:jc w:val="left"/>
               <w:rPr>
                 <w:b w:val="1"/>
-                <w:sz w:val="20"/>
-                <w:szCs w:val="20"/>
-              </w:rPr>
-            </w:pPr>
-            <w:r>
-              <w:rPr>
-                <w:b w:val="1"/>
+                <w:bCs w:val="1"/>
+                <w:sz w:val="20"/>
+                <w:szCs w:val="20"/>
+              </w:rPr>
+            </w:pPr>
+            <w:r>
+              <w:rPr>
+                <w:b w:val="1"/>
+                <w:bCs w:val="1"/>
                 <w:sz w:val="20"/>
                 <w:szCs w:val="20"/>
                 <w:rtl w:val="0"/>
@@ -1786,6 +1819,7 @@
     </w:pPr>
     <w:rPr>
       <w:b w:val="0"/>
+      <w:bCs w:val="0"/>
       <w:sz w:val="32"/>
       <w:szCs w:val="32"/>
     </w:rPr>
@@ -1802,6 +1836,7 @@
     </w:pPr>
     <w:rPr>
       <w:b w:val="0"/>
+      <w:bCs w:val="0"/>
       <w:color w:val="434343"/>
       <w:sz w:val="28"/>
       <w:szCs w:val="28"/>
@@ -1851,6 +1886,7 @@
     </w:pPr>
     <w:rPr>
       <w:i w:val="1"/>
+      <w:iCs w:val="1"/>
       <w:color w:val="666666"/>
       <w:sz w:val="22"/>
       <w:szCs w:val="22"/>
@@ -1884,6 +1920,7 @@
     <w:rPr>
       <w:rFonts w:ascii="Arial" w:cs="Arial" w:eastAsia="Arial" w:hAnsi="Arial"/>
       <w:i w:val="0"/>
+      <w:iCs w:val="0"/>
       <w:color w:val="666666"/>
       <w:sz w:val="30"/>
       <w:szCs w:val="30"/>
